--- a/Taylor/Java, React/Taylor Pentz.docx
+++ b/Taylor/Java, React/Taylor Pentz.docx
@@ -118,7 +118,7 @@
           <w:rFonts w:ascii="Times New Roman" w:hAnsi="Times New Roman" w:cs="Times New Roman"/>
           <w:sz w:val="24"/>
         </w:rPr>
-        <w:t>https://www.linkedin.com/in/taylor-pentz-10a92a3aa</w:t>
+        <w:t>https://www.linkedin.com/in/taylor-p-b0389a3ba</w:t>
       </w:r>
       <w:bookmarkStart w:id="0" w:name="_GoBack"/>
       <w:bookmarkEnd w:id="0"/>
@@ -185,39 +185,8 @@
           <w:sz w:val="24"/>
           <w:szCs w:val="24"/>
         </w:rPr>
-        <w:t xml:space="preserve">Java, React, AWS, GCP, </w:t>
-      </w:r>
-      <w:proofErr w:type="spellStart"/>
-      <w:r>
-        <w:rPr>
-          <w:rStyle w:val="Strong"/>
-          <w:rFonts w:ascii="Times New Roman" w:hAnsi="Times New Roman" w:cs="Times New Roman"/>
-          <w:sz w:val="24"/>
-          <w:szCs w:val="24"/>
-        </w:rPr>
-        <w:t>Docker</w:t>
-      </w:r>
-      <w:proofErr w:type="spellEnd"/>
-      <w:r>
-        <w:rPr>
-          <w:rStyle w:val="Strong"/>
-          <w:rFonts w:ascii="Times New Roman" w:hAnsi="Times New Roman" w:cs="Times New Roman"/>
-          <w:sz w:val="24"/>
-          <w:szCs w:val="24"/>
-        </w:rPr>
-        <w:t xml:space="preserve">, SQL, and </w:t>
-      </w:r>
-      <w:proofErr w:type="spellStart"/>
-      <w:r>
-        <w:rPr>
-          <w:rStyle w:val="Strong"/>
-          <w:rFonts w:ascii="Times New Roman" w:hAnsi="Times New Roman" w:cs="Times New Roman"/>
-          <w:sz w:val="24"/>
-          <w:szCs w:val="24"/>
-        </w:rPr>
-        <w:t>NoSQL</w:t>
-      </w:r>
-      <w:proofErr w:type="spellEnd"/>
+        <w:t>Java, React, AWS, GCP, Docker, SQL, and NoSQL</w:t>
+      </w:r>
       <w:r>
         <w:rPr>
           <w:rFonts w:ascii="Times New Roman" w:hAnsi="Times New Roman" w:cs="Times New Roman"/>
@@ -306,15 +275,7 @@
       </w:r>
       <w:proofErr w:type="spellEnd"/>
       <w:r>
-        <w:t xml:space="preserve">, React 18+, </w:t>
-      </w:r>
-      <w:proofErr w:type="spellStart"/>
-      <w:r>
-        <w:t>Redux</w:t>
-      </w:r>
-      <w:proofErr w:type="spellEnd"/>
-      <w:r>
-        <w:t>, Node.js</w:t>
+        <w:t>, React 18+, Redux, Node.js</w:t>
       </w:r>
     </w:p>
     <w:p>
@@ -330,64 +291,34 @@
         <w:rPr>
           <w:rStyle w:val="Strong"/>
         </w:rPr>
-        <w:t xml:space="preserve">Cloud &amp; </w:t>
+        <w:t>Cloud &amp; DevOps:</w:t>
+      </w:r>
+      <w:r>
+        <w:t xml:space="preserve"> AWS (EC2, Lambda, RDS, S3, </w:t>
       </w:r>
       <w:proofErr w:type="spellStart"/>
       <w:r>
-        <w:rPr>
-          <w:rStyle w:val="Strong"/>
-        </w:rPr>
-        <w:t>DevOps</w:t>
+        <w:t>CloudWatch</w:t>
       </w:r>
       <w:proofErr w:type="spellEnd"/>
       <w:r>
-        <w:rPr>
-          <w:rStyle w:val="Strong"/>
-        </w:rPr>
-        <w:t>:</w:t>
-      </w:r>
-      <w:r>
-        <w:t xml:space="preserve"> AWS (EC2, Lambda, RDS, S3, </w:t>
+        <w:t xml:space="preserve">), GCP (App Engine, </w:t>
       </w:r>
       <w:proofErr w:type="spellStart"/>
       <w:r>
-        <w:t>CloudWatch</w:t>
+        <w:t>BigQuery</w:t>
       </w:r>
       <w:proofErr w:type="spellEnd"/>
       <w:r>
-        <w:t xml:space="preserve">), GCP (App Engine, </w:t>
+        <w:t xml:space="preserve">, </w:t>
       </w:r>
       <w:proofErr w:type="spellStart"/>
       <w:r>
-        <w:t>BigQuery</w:t>
+        <w:t>Firestore</w:t>
       </w:r>
       <w:proofErr w:type="spellEnd"/>
       <w:r>
-        <w:t xml:space="preserve">, </w:t>
-      </w:r>
-      <w:proofErr w:type="spellStart"/>
-      <w:r>
-        <w:t>Firestore</w:t>
-      </w:r>
-      <w:proofErr w:type="spellEnd"/>
-      <w:r>
-        <w:t xml:space="preserve">), </w:t>
-      </w:r>
-      <w:proofErr w:type="spellStart"/>
-      <w:r>
-        <w:t>Docker</w:t>
-      </w:r>
-      <w:proofErr w:type="spellEnd"/>
-      <w:r>
-        <w:t xml:space="preserve">, </w:t>
-      </w:r>
-      <w:proofErr w:type="spellStart"/>
-      <w:r>
-        <w:t>Kubernetes</w:t>
-      </w:r>
-      <w:proofErr w:type="spellEnd"/>
-      <w:r>
-        <w:t>, Jenkins</w:t>
+        <w:t>), Docker, Kubernetes, Jenkins</w:t>
       </w:r>
     </w:p>
     <w:p>
@@ -406,31 +337,7 @@
         <w:t>Databases:</w:t>
       </w:r>
       <w:r>
-        <w:t xml:space="preserve"> SQL (</w:t>
-      </w:r>
-      <w:proofErr w:type="spellStart"/>
-      <w:r>
-        <w:t>PostgreSQL</w:t>
-      </w:r>
-      <w:proofErr w:type="spellEnd"/>
-      <w:r>
-        <w:t xml:space="preserve">, MySQL, Oracle), </w:t>
-      </w:r>
-      <w:proofErr w:type="spellStart"/>
-      <w:r>
-        <w:t>NoSQL</w:t>
-      </w:r>
-      <w:proofErr w:type="spellEnd"/>
-      <w:r>
-        <w:t xml:space="preserve"> (</w:t>
-      </w:r>
-      <w:proofErr w:type="spellStart"/>
-      <w:r>
-        <w:t>MongoDB</w:t>
-      </w:r>
-      <w:proofErr w:type="spellEnd"/>
-      <w:r>
-        <w:t xml:space="preserve">, </w:t>
+        <w:t xml:space="preserve"> SQL (PostgreSQL, MySQL, Oracle), NoSQL (MongoDB, </w:t>
       </w:r>
       <w:proofErr w:type="spellStart"/>
       <w:r>
@@ -473,15 +380,7 @@
       </w:r>
       <w:proofErr w:type="spellEnd"/>
       <w:r>
-        <w:t xml:space="preserve">, </w:t>
-      </w:r>
-      <w:proofErr w:type="spellStart"/>
-      <w:r>
-        <w:t>Jira</w:t>
-      </w:r>
-      <w:proofErr w:type="spellEnd"/>
-      <w:r>
-        <w:t xml:space="preserve">, REST, </w:t>
+        <w:t xml:space="preserve">, Jira, REST, </w:t>
       </w:r>
       <w:proofErr w:type="spellStart"/>
       <w:r>
@@ -680,27 +579,15 @@
         </w:rPr>
         <w:t xml:space="preserve"> integrated with </w:t>
       </w:r>
-      <w:proofErr w:type="spellStart"/>
-      <w:r>
-        <w:rPr>
-          <w:rFonts w:ascii="Times New Roman" w:eastAsia="Times New Roman" w:hAnsi="Times New Roman" w:cs="Times New Roman"/>
-          <w:b/>
-          <w:bCs/>
-          <w:sz w:val="24"/>
-          <w:szCs w:val="24"/>
-        </w:rPr>
-        <w:t>RESTful</w:t>
-      </w:r>
-      <w:proofErr w:type="spellEnd"/>
-      <w:r>
-        <w:rPr>
-          <w:rFonts w:ascii="Times New Roman" w:eastAsia="Times New Roman" w:hAnsi="Times New Roman" w:cs="Times New Roman"/>
-          <w:b/>
-          <w:bCs/>
-          <w:sz w:val="24"/>
-          <w:szCs w:val="24"/>
-        </w:rPr>
-        <w:t xml:space="preserve"> and </w:t>
+      <w:r>
+        <w:rPr>
+          <w:rFonts w:ascii="Times New Roman" w:eastAsia="Times New Roman" w:hAnsi="Times New Roman" w:cs="Times New Roman"/>
+          <w:b/>
+          <w:bCs/>
+          <w:sz w:val="24"/>
+          <w:szCs w:val="24"/>
+        </w:rPr>
+        <w:t xml:space="preserve">RESTful and </w:t>
       </w:r>
       <w:proofErr w:type="spellStart"/>
       <w:r>
@@ -802,25 +689,7 @@
           <w:sz w:val="24"/>
           <w:szCs w:val="24"/>
         </w:rPr>
-        <w:t xml:space="preserve"> workloads orchestrated with </w:t>
-      </w:r>
-      <w:proofErr w:type="spellStart"/>
-      <w:r>
-        <w:rPr>
-          <w:rFonts w:ascii="Times New Roman" w:eastAsia="Times New Roman" w:hAnsi="Times New Roman" w:cs="Times New Roman"/>
-          <w:sz w:val="24"/>
-          <w:szCs w:val="24"/>
-        </w:rPr>
-        <w:t>Kubernetes</w:t>
-      </w:r>
-      <w:proofErr w:type="spellEnd"/>
-      <w:r>
-        <w:rPr>
-          <w:rFonts w:ascii="Times New Roman" w:eastAsia="Times New Roman" w:hAnsi="Times New Roman" w:cs="Times New Roman"/>
-          <w:sz w:val="24"/>
-          <w:szCs w:val="24"/>
-        </w:rPr>
-        <w:t xml:space="preserve"> for high availability.</w:t>
+        <w:t xml:space="preserve"> workloads orchestrated with Kubernetes for high availability.</w:t>
       </w:r>
     </w:p>
     <w:p>
@@ -846,6 +715,52 @@
         </w:rPr>
         <w:t xml:space="preserve">Designed and optimized relational database schemas in </w:t>
       </w:r>
+      <w:r>
+        <w:rPr>
+          <w:rFonts w:ascii="Times New Roman" w:eastAsia="Times New Roman" w:hAnsi="Times New Roman" w:cs="Times New Roman"/>
+          <w:b/>
+          <w:bCs/>
+          <w:sz w:val="24"/>
+          <w:szCs w:val="24"/>
+        </w:rPr>
+        <w:t>PostgreSQL</w:t>
+      </w:r>
+      <w:r>
+        <w:rPr>
+          <w:rFonts w:ascii="Times New Roman" w:eastAsia="Times New Roman" w:hAnsi="Times New Roman" w:cs="Times New Roman"/>
+          <w:sz w:val="24"/>
+          <w:szCs w:val="24"/>
+        </w:rPr>
+        <w:t xml:space="preserve"> and </w:t>
+      </w:r>
+      <w:r>
+        <w:rPr>
+          <w:rFonts w:ascii="Times New Roman" w:eastAsia="Times New Roman" w:hAnsi="Times New Roman" w:cs="Times New Roman"/>
+          <w:b/>
+          <w:bCs/>
+          <w:sz w:val="24"/>
+          <w:szCs w:val="24"/>
+        </w:rPr>
+        <w:t>MySQL</w:t>
+      </w:r>
+      <w:r>
+        <w:rPr>
+          <w:rFonts w:ascii="Times New Roman" w:eastAsia="Times New Roman" w:hAnsi="Times New Roman" w:cs="Times New Roman"/>
+          <w:sz w:val="24"/>
+          <w:szCs w:val="24"/>
+        </w:rPr>
+        <w:t xml:space="preserve">, while implementing </w:t>
+      </w:r>
+      <w:r>
+        <w:rPr>
+          <w:rFonts w:ascii="Times New Roman" w:eastAsia="Times New Roman" w:hAnsi="Times New Roman" w:cs="Times New Roman"/>
+          <w:b/>
+          <w:bCs/>
+          <w:sz w:val="24"/>
+          <w:szCs w:val="24"/>
+        </w:rPr>
+        <w:t xml:space="preserve">MongoDB and </w:t>
+      </w:r>
       <w:proofErr w:type="spellStart"/>
       <w:r>
         <w:rPr>
@@ -855,7 +770,7 @@
           <w:sz w:val="24"/>
           <w:szCs w:val="24"/>
         </w:rPr>
-        <w:t>PostgreSQL</w:t>
+        <w:t>Redis</w:t>
       </w:r>
       <w:proofErr w:type="spellEnd"/>
       <w:r>
@@ -864,85 +779,7 @@
           <w:sz w:val="24"/>
           <w:szCs w:val="24"/>
         </w:rPr>
-        <w:t xml:space="preserve"> and </w:t>
-      </w:r>
-      <w:r>
-        <w:rPr>
-          <w:rFonts w:ascii="Times New Roman" w:eastAsia="Times New Roman" w:hAnsi="Times New Roman" w:cs="Times New Roman"/>
-          <w:b/>
-          <w:bCs/>
-          <w:sz w:val="24"/>
-          <w:szCs w:val="24"/>
-        </w:rPr>
-        <w:t>MySQL</w:t>
-      </w:r>
-      <w:r>
-        <w:rPr>
-          <w:rFonts w:ascii="Times New Roman" w:eastAsia="Times New Roman" w:hAnsi="Times New Roman" w:cs="Times New Roman"/>
-          <w:sz w:val="24"/>
-          <w:szCs w:val="24"/>
-        </w:rPr>
-        <w:t xml:space="preserve">, while implementing </w:t>
-      </w:r>
-      <w:proofErr w:type="spellStart"/>
-      <w:r>
-        <w:rPr>
-          <w:rFonts w:ascii="Times New Roman" w:eastAsia="Times New Roman" w:hAnsi="Times New Roman" w:cs="Times New Roman"/>
-          <w:b/>
-          <w:bCs/>
-          <w:sz w:val="24"/>
-          <w:szCs w:val="24"/>
-        </w:rPr>
-        <w:t>MongoDB</w:t>
-      </w:r>
-      <w:proofErr w:type="spellEnd"/>
-      <w:r>
-        <w:rPr>
-          <w:rFonts w:ascii="Times New Roman" w:eastAsia="Times New Roman" w:hAnsi="Times New Roman" w:cs="Times New Roman"/>
-          <w:b/>
-          <w:bCs/>
-          <w:sz w:val="24"/>
-          <w:szCs w:val="24"/>
-        </w:rPr>
-        <w:t xml:space="preserve"> and </w:t>
-      </w:r>
-      <w:proofErr w:type="spellStart"/>
-      <w:r>
-        <w:rPr>
-          <w:rFonts w:ascii="Times New Roman" w:eastAsia="Times New Roman" w:hAnsi="Times New Roman" w:cs="Times New Roman"/>
-          <w:b/>
-          <w:bCs/>
-          <w:sz w:val="24"/>
-          <w:szCs w:val="24"/>
-        </w:rPr>
-        <w:t>Redis</w:t>
-      </w:r>
-      <w:proofErr w:type="spellEnd"/>
-      <w:r>
-        <w:rPr>
-          <w:rFonts w:ascii="Times New Roman" w:eastAsia="Times New Roman" w:hAnsi="Times New Roman" w:cs="Times New Roman"/>
-          <w:sz w:val="24"/>
-          <w:szCs w:val="24"/>
-        </w:rPr>
-        <w:t xml:space="preserve"> for real-time caching and </w:t>
-      </w:r>
-      <w:proofErr w:type="spellStart"/>
-      <w:r>
-        <w:rPr>
-          <w:rFonts w:ascii="Times New Roman" w:eastAsia="Times New Roman" w:hAnsi="Times New Roman" w:cs="Times New Roman"/>
-          <w:sz w:val="24"/>
-          <w:szCs w:val="24"/>
-        </w:rPr>
-        <w:t>NoSQL</w:t>
-      </w:r>
-      <w:proofErr w:type="spellEnd"/>
-      <w:r>
-        <w:rPr>
-          <w:rFonts w:ascii="Times New Roman" w:eastAsia="Times New Roman" w:hAnsi="Times New Roman" w:cs="Times New Roman"/>
-          <w:sz w:val="24"/>
-          <w:szCs w:val="24"/>
-        </w:rPr>
-        <w:t xml:space="preserve"> use cases.</w:t>
+        <w:t xml:space="preserve"> for real-time caching and NoSQL use cases.</w:t>
       </w:r>
     </w:p>
     <w:p>
@@ -1018,29 +855,7 @@
           <w:sz w:val="24"/>
           <w:szCs w:val="24"/>
         </w:rPr>
-        <w:t xml:space="preserve">Jenkins and </w:t>
-      </w:r>
-      <w:proofErr w:type="spellStart"/>
-      <w:r>
-        <w:rPr>
-          <w:rFonts w:ascii="Times New Roman" w:eastAsia="Times New Roman" w:hAnsi="Times New Roman" w:cs="Times New Roman"/>
-          <w:b/>
-          <w:bCs/>
-          <w:sz w:val="24"/>
-          <w:szCs w:val="24"/>
-        </w:rPr>
-        <w:t>GitHub</w:t>
-      </w:r>
-      <w:proofErr w:type="spellEnd"/>
-      <w:r>
-        <w:rPr>
-          <w:rFonts w:ascii="Times New Roman" w:eastAsia="Times New Roman" w:hAnsi="Times New Roman" w:cs="Times New Roman"/>
-          <w:b/>
-          <w:bCs/>
-          <w:sz w:val="24"/>
-          <w:szCs w:val="24"/>
-        </w:rPr>
-        <w:t xml:space="preserve"> Actions</w:t>
+        <w:t>Jenkins and GitHub Actions</w:t>
       </w:r>
       <w:r>
         <w:rPr>
@@ -1296,27 +1111,15 @@
         </w:rPr>
         <w:t xml:space="preserve">Implemented </w:t>
       </w:r>
-      <w:proofErr w:type="spellStart"/>
-      <w:r>
-        <w:rPr>
-          <w:rFonts w:ascii="Times New Roman" w:eastAsia="Times New Roman" w:hAnsi="Times New Roman" w:cs="Times New Roman"/>
-          <w:b/>
-          <w:bCs/>
-          <w:sz w:val="24"/>
-          <w:szCs w:val="24"/>
-        </w:rPr>
-        <w:t>RESTful</w:t>
-      </w:r>
-      <w:proofErr w:type="spellEnd"/>
-      <w:r>
-        <w:rPr>
-          <w:rFonts w:ascii="Times New Roman" w:eastAsia="Times New Roman" w:hAnsi="Times New Roman" w:cs="Times New Roman"/>
-          <w:b/>
-          <w:bCs/>
-          <w:sz w:val="24"/>
-          <w:szCs w:val="24"/>
-        </w:rPr>
-        <w:t xml:space="preserve"> APIs and </w:t>
+      <w:r>
+        <w:rPr>
+          <w:rFonts w:ascii="Times New Roman" w:eastAsia="Times New Roman" w:hAnsi="Times New Roman" w:cs="Times New Roman"/>
+          <w:b/>
+          <w:bCs/>
+          <w:sz w:val="24"/>
+          <w:szCs w:val="24"/>
+        </w:rPr>
+        <w:t xml:space="preserve">RESTful APIs and </w:t>
       </w:r>
       <w:proofErr w:type="spellStart"/>
       <w:r>
@@ -1508,42 +1311,8 @@
           <w:sz w:val="24"/>
           <w:szCs w:val="24"/>
         </w:rPr>
-        <w:t xml:space="preserve">containerized services using </w:t>
-      </w:r>
-      <w:proofErr w:type="spellStart"/>
-      <w:r>
-        <w:rPr>
-          <w:rFonts w:ascii="Times New Roman" w:eastAsia="Times New Roman" w:hAnsi="Times New Roman" w:cs="Times New Roman"/>
-          <w:b/>
-          <w:bCs/>
-          <w:sz w:val="24"/>
-          <w:szCs w:val="24"/>
-        </w:rPr>
-        <w:t>Docker</w:t>
-      </w:r>
-      <w:proofErr w:type="spellEnd"/>
-      <w:r>
-        <w:rPr>
-          <w:rFonts w:ascii="Times New Roman" w:eastAsia="Times New Roman" w:hAnsi="Times New Roman" w:cs="Times New Roman"/>
-          <w:b/>
-          <w:bCs/>
-          <w:sz w:val="24"/>
-          <w:szCs w:val="24"/>
-        </w:rPr>
-        <w:t xml:space="preserve"> and </w:t>
-      </w:r>
-      <w:proofErr w:type="spellStart"/>
-      <w:r>
-        <w:rPr>
-          <w:rFonts w:ascii="Times New Roman" w:eastAsia="Times New Roman" w:hAnsi="Times New Roman" w:cs="Times New Roman"/>
-          <w:b/>
-          <w:bCs/>
-          <w:sz w:val="24"/>
-          <w:szCs w:val="24"/>
-        </w:rPr>
-        <w:t>Kubernetes</w:t>
-      </w:r>
-      <w:proofErr w:type="spellEnd"/>
+        <w:t>containerized services using Docker and Kubernetes</w:t>
+      </w:r>
       <w:r>
         <w:rPr>
           <w:rFonts w:ascii="Times New Roman" w:eastAsia="Times New Roman" w:hAnsi="Times New Roman" w:cs="Times New Roman"/>
@@ -1592,69 +1361,17 @@
           <w:sz w:val="24"/>
           <w:szCs w:val="24"/>
         </w:rPr>
-        <w:t xml:space="preserve"> and database tuning for </w:t>
-      </w:r>
-      <w:proofErr w:type="spellStart"/>
-      <w:r>
-        <w:rPr>
-          <w:rFonts w:ascii="Times New Roman" w:eastAsia="Times New Roman" w:hAnsi="Times New Roman" w:cs="Times New Roman"/>
-          <w:sz w:val="24"/>
-          <w:szCs w:val="24"/>
-        </w:rPr>
-        <w:t>PostgreSQL</w:t>
-      </w:r>
-      <w:proofErr w:type="spellEnd"/>
-      <w:r>
-        <w:rPr>
-          <w:rFonts w:ascii="Times New Roman" w:eastAsia="Times New Roman" w:hAnsi="Times New Roman" w:cs="Times New Roman"/>
-          <w:sz w:val="24"/>
-          <w:szCs w:val="24"/>
-        </w:rPr>
-        <w:t xml:space="preserve"> and Oracle, while adopting </w:t>
-      </w:r>
-      <w:proofErr w:type="spellStart"/>
-      <w:r>
-        <w:rPr>
-          <w:rFonts w:ascii="Times New Roman" w:eastAsia="Times New Roman" w:hAnsi="Times New Roman" w:cs="Times New Roman"/>
-          <w:b/>
-          <w:bCs/>
-          <w:sz w:val="24"/>
-          <w:szCs w:val="24"/>
-        </w:rPr>
-        <w:t>NoSQL</w:t>
-      </w:r>
-      <w:proofErr w:type="spellEnd"/>
-      <w:r>
-        <w:rPr>
-          <w:rFonts w:ascii="Times New Roman" w:eastAsia="Times New Roman" w:hAnsi="Times New Roman" w:cs="Times New Roman"/>
-          <w:b/>
-          <w:bCs/>
-          <w:sz w:val="24"/>
-          <w:szCs w:val="24"/>
-        </w:rPr>
-        <w:t xml:space="preserve"> </w:t>
-      </w:r>
-      <w:proofErr w:type="spellStart"/>
-      <w:r>
-        <w:rPr>
-          <w:rFonts w:ascii="Times New Roman" w:eastAsia="Times New Roman" w:hAnsi="Times New Roman" w:cs="Times New Roman"/>
-          <w:b/>
-          <w:bCs/>
-          <w:sz w:val="24"/>
-          <w:szCs w:val="24"/>
-        </w:rPr>
-        <w:t>MongoDB</w:t>
-      </w:r>
-      <w:proofErr w:type="spellEnd"/>
-      <w:r>
-        <w:rPr>
-          <w:rFonts w:ascii="Times New Roman" w:eastAsia="Times New Roman" w:hAnsi="Times New Roman" w:cs="Times New Roman"/>
-          <w:b/>
-          <w:bCs/>
-          <w:sz w:val="24"/>
-          <w:szCs w:val="24"/>
-        </w:rPr>
-        <w:t xml:space="preserve"> clusters</w:t>
+        <w:t xml:space="preserve"> and database tuning for PostgreSQL and Oracle, while adopting </w:t>
+      </w:r>
+      <w:r>
+        <w:rPr>
+          <w:rFonts w:ascii="Times New Roman" w:eastAsia="Times New Roman" w:hAnsi="Times New Roman" w:cs="Times New Roman"/>
+          <w:b/>
+          <w:bCs/>
+          <w:sz w:val="24"/>
+          <w:szCs w:val="24"/>
+        </w:rPr>
+        <w:t>NoSQL MongoDB clusters</w:t>
       </w:r>
       <w:r>
         <w:rPr>
@@ -1696,29 +1413,7 @@
           <w:sz w:val="24"/>
           <w:szCs w:val="24"/>
         </w:rPr>
-        <w:t xml:space="preserve">unit and integration tests with </w:t>
-      </w:r>
-      <w:proofErr w:type="spellStart"/>
-      <w:r>
-        <w:rPr>
-          <w:rFonts w:ascii="Times New Roman" w:eastAsia="Times New Roman" w:hAnsi="Times New Roman" w:cs="Times New Roman"/>
-          <w:b/>
-          <w:bCs/>
-          <w:sz w:val="24"/>
-          <w:szCs w:val="24"/>
-        </w:rPr>
-        <w:t>JUnit</w:t>
-      </w:r>
-      <w:proofErr w:type="spellEnd"/>
-      <w:r>
-        <w:rPr>
-          <w:rFonts w:ascii="Times New Roman" w:eastAsia="Times New Roman" w:hAnsi="Times New Roman" w:cs="Times New Roman"/>
-          <w:b/>
-          <w:bCs/>
-          <w:sz w:val="24"/>
-          <w:szCs w:val="24"/>
-        </w:rPr>
-        <w:t xml:space="preserve">, </w:t>
+        <w:t xml:space="preserve">unit and integration tests with JUnit, </w:t>
       </w:r>
       <w:proofErr w:type="spellStart"/>
       <w:r>
@@ -1796,25 +1491,7 @@
           <w:sz w:val="24"/>
           <w:szCs w:val="24"/>
         </w:rPr>
-        <w:t xml:space="preserve">Enhanced </w:t>
-      </w:r>
-      <w:proofErr w:type="spellStart"/>
-      <w:r>
-        <w:rPr>
-          <w:rFonts w:ascii="Times New Roman" w:eastAsia="Times New Roman" w:hAnsi="Times New Roman" w:cs="Times New Roman"/>
-          <w:sz w:val="24"/>
-          <w:szCs w:val="24"/>
-        </w:rPr>
-        <w:t>observability</w:t>
-      </w:r>
-      <w:proofErr w:type="spellEnd"/>
-      <w:r>
-        <w:rPr>
-          <w:rFonts w:ascii="Times New Roman" w:eastAsia="Times New Roman" w:hAnsi="Times New Roman" w:cs="Times New Roman"/>
-          <w:sz w:val="24"/>
-          <w:szCs w:val="24"/>
-        </w:rPr>
-        <w:t xml:space="preserve"> by integrating </w:t>
+        <w:t xml:space="preserve">Enhanced observability by integrating </w:t>
       </w:r>
       <w:r>
         <w:rPr>
@@ -1976,25 +1653,7 @@
           <w:sz w:val="24"/>
           <w:szCs w:val="24"/>
         </w:rPr>
-        <w:t xml:space="preserve"> with React frontends, contributing to agile teams focused on enterprise systems and B2B </w:t>
-      </w:r>
-      <w:proofErr w:type="spellStart"/>
-      <w:r>
-        <w:rPr>
-          <w:rFonts w:ascii="Times New Roman" w:eastAsia="Times New Roman" w:hAnsi="Times New Roman" w:cs="Times New Roman"/>
-          <w:sz w:val="24"/>
-          <w:szCs w:val="24"/>
-        </w:rPr>
-        <w:t>SaaS</w:t>
-      </w:r>
-      <w:proofErr w:type="spellEnd"/>
-      <w:r>
-        <w:rPr>
-          <w:rFonts w:ascii="Times New Roman" w:eastAsia="Times New Roman" w:hAnsi="Times New Roman" w:cs="Times New Roman"/>
-          <w:sz w:val="24"/>
-          <w:szCs w:val="24"/>
-        </w:rPr>
-        <w:t xml:space="preserve"> platforms.</w:t>
+        <w:t xml:space="preserve"> with React frontends, contributing to agile teams focused on enterprise systems and B2B SaaS platforms.</w:t>
       </w:r>
     </w:p>
     <w:p>
@@ -2206,29 +1865,7 @@
           <w:sz w:val="24"/>
           <w:szCs w:val="24"/>
         </w:rPr>
-        <w:t xml:space="preserve">React, </w:t>
-      </w:r>
-      <w:proofErr w:type="spellStart"/>
-      <w:r>
-        <w:rPr>
-          <w:rFonts w:ascii="Times New Roman" w:eastAsia="Times New Roman" w:hAnsi="Times New Roman" w:cs="Times New Roman"/>
-          <w:b/>
-          <w:bCs/>
-          <w:sz w:val="24"/>
-          <w:szCs w:val="24"/>
-        </w:rPr>
-        <w:t>Redux</w:t>
-      </w:r>
-      <w:proofErr w:type="spellEnd"/>
-      <w:r>
-        <w:rPr>
-          <w:rFonts w:ascii="Times New Roman" w:eastAsia="Times New Roman" w:hAnsi="Times New Roman" w:cs="Times New Roman"/>
-          <w:b/>
-          <w:bCs/>
-          <w:sz w:val="24"/>
-          <w:szCs w:val="24"/>
-        </w:rPr>
-        <w:t xml:space="preserve"> Toolkit, and </w:t>
+        <w:t xml:space="preserve">React, Redux Toolkit, and </w:t>
       </w:r>
       <w:proofErr w:type="spellStart"/>
       <w:r>
@@ -2599,25 +2236,7 @@
           <w:sz w:val="24"/>
           <w:szCs w:val="24"/>
         </w:rPr>
-        <w:t xml:space="preserve">Automated testing processes with Selenium and </w:t>
-      </w:r>
-      <w:proofErr w:type="spellStart"/>
-      <w:r>
-        <w:rPr>
-          <w:rFonts w:ascii="Times New Roman" w:eastAsia="Times New Roman" w:hAnsi="Times New Roman" w:cs="Times New Roman"/>
-          <w:sz w:val="24"/>
-          <w:szCs w:val="24"/>
-        </w:rPr>
-        <w:t>JUnit</w:t>
-      </w:r>
-      <w:proofErr w:type="spellEnd"/>
-      <w:r>
-        <w:rPr>
-          <w:rFonts w:ascii="Times New Roman" w:eastAsia="Times New Roman" w:hAnsi="Times New Roman" w:cs="Times New Roman"/>
-          <w:sz w:val="24"/>
-          <w:szCs w:val="24"/>
-        </w:rPr>
-        <w:t>, improving regression testing efficiency.</w:t>
+        <w:t>Automated testing processes with Selenium and JUnit, improving regression testing efficiency.</w:t>
       </w:r>
     </w:p>
     <w:p>
@@ -2726,25 +2345,7 @@
           <w:sz w:val="24"/>
           <w:szCs w:val="24"/>
         </w:rPr>
-        <w:t xml:space="preserve"> Built a full-stack e-commerce platform with Java Spring Boot backend, React frontend, AWS deployment, and </w:t>
-      </w:r>
-      <w:proofErr w:type="spellStart"/>
-      <w:r>
-        <w:rPr>
-          <w:rFonts w:ascii="Times New Roman" w:eastAsia="Times New Roman" w:hAnsi="Times New Roman" w:cs="Times New Roman"/>
-          <w:sz w:val="24"/>
-          <w:szCs w:val="24"/>
-        </w:rPr>
-        <w:t>MongoDB</w:t>
-      </w:r>
-      <w:proofErr w:type="spellEnd"/>
-      <w:r>
-        <w:rPr>
-          <w:rFonts w:ascii="Times New Roman" w:eastAsia="Times New Roman" w:hAnsi="Times New Roman" w:cs="Times New Roman"/>
-          <w:sz w:val="24"/>
-          <w:szCs w:val="24"/>
-        </w:rPr>
-        <w:t>/SQL databases.</w:t>
+        <w:t xml:space="preserve"> Built a full-stack e-commerce platform with Java Spring Boot backend, React frontend, AWS deployment, and MongoDB/SQL databases.</w:t>
       </w:r>
     </w:p>
     <w:p>
@@ -2870,25 +2471,7 @@
           <w:sz w:val="24"/>
           <w:szCs w:val="24"/>
         </w:rPr>
-        <w:t xml:space="preserve"> Migrated legacy monolith into </w:t>
-      </w:r>
-      <w:proofErr w:type="spellStart"/>
-      <w:r>
-        <w:rPr>
-          <w:rFonts w:ascii="Times New Roman" w:eastAsia="Times New Roman" w:hAnsi="Times New Roman" w:cs="Times New Roman"/>
-          <w:sz w:val="24"/>
-          <w:szCs w:val="24"/>
-        </w:rPr>
-        <w:t>Docker</w:t>
-      </w:r>
-      <w:proofErr w:type="spellEnd"/>
-      <w:r>
-        <w:rPr>
-          <w:rFonts w:ascii="Times New Roman" w:eastAsia="Times New Roman" w:hAnsi="Times New Roman" w:cs="Times New Roman"/>
-          <w:sz w:val="24"/>
-          <w:szCs w:val="24"/>
-        </w:rPr>
-        <w:t xml:space="preserve">-based </w:t>
+        <w:t xml:space="preserve"> Migrated legacy monolith into Docker-based </w:t>
       </w:r>
       <w:proofErr w:type="spellStart"/>
       <w:proofErr w:type="gramStart"/>
@@ -2908,25 +2491,7 @@
           <w:sz w:val="24"/>
           <w:szCs w:val="24"/>
         </w:rPr>
-        <w:t xml:space="preserve"> with </w:t>
-      </w:r>
-      <w:proofErr w:type="spellStart"/>
-      <w:r>
-        <w:rPr>
-          <w:rFonts w:ascii="Times New Roman" w:eastAsia="Times New Roman" w:hAnsi="Times New Roman" w:cs="Times New Roman"/>
-          <w:sz w:val="24"/>
-          <w:szCs w:val="24"/>
-        </w:rPr>
-        <w:t>Kubernetes</w:t>
-      </w:r>
-      <w:proofErr w:type="spellEnd"/>
-      <w:r>
-        <w:rPr>
-          <w:rFonts w:ascii="Times New Roman" w:eastAsia="Times New Roman" w:hAnsi="Times New Roman" w:cs="Times New Roman"/>
-          <w:sz w:val="24"/>
-          <w:szCs w:val="24"/>
-        </w:rPr>
-        <w:t xml:space="preserve"> orchestration on AWS, improving resilience and scalability.</w:t>
+        <w:t xml:space="preserve"> with Kubernetes orchestration on AWS, improving resilience and scalability.</w:t>
       </w:r>
     </w:p>
     <w:p>
@@ -3049,27 +2614,15 @@
           <w:szCs w:val="24"/>
         </w:rPr>
       </w:pPr>
-      <w:proofErr w:type="spellStart"/>
-      <w:r>
-        <w:rPr>
-          <w:rFonts w:ascii="Times New Roman" w:eastAsia="Times New Roman" w:hAnsi="Times New Roman" w:cs="Times New Roman"/>
-          <w:b/>
-          <w:bCs/>
-          <w:sz w:val="24"/>
-          <w:szCs w:val="24"/>
-        </w:rPr>
-        <w:t>Docker</w:t>
-      </w:r>
-      <w:proofErr w:type="spellEnd"/>
-      <w:r>
-        <w:rPr>
-          <w:rFonts w:ascii="Times New Roman" w:eastAsia="Times New Roman" w:hAnsi="Times New Roman" w:cs="Times New Roman"/>
-          <w:b/>
-          <w:bCs/>
-          <w:sz w:val="24"/>
-          <w:szCs w:val="24"/>
-        </w:rPr>
-        <w:t xml:space="preserve"> Certified Associate</w:t>
+      <w:r>
+        <w:rPr>
+          <w:rFonts w:ascii="Times New Roman" w:eastAsia="Times New Roman" w:hAnsi="Times New Roman" w:cs="Times New Roman"/>
+          <w:b/>
+          <w:bCs/>
+          <w:sz w:val="24"/>
+          <w:szCs w:val="24"/>
+        </w:rPr>
+        <w:t>Docker Certified Associate</w:t>
       </w:r>
     </w:p>
     <w:p>
@@ -7976,7 +7529,7 @@
 </file>
 
 <file path=customXml/itemProps1.xml><?xml version="1.0" encoding="utf-8"?>
-<ds:datastoreItem xmlns:ds="http://schemas.openxmlformats.org/officeDocument/2006/customXml" ds:itemID="{EB2BDCE5-5794-4998-A456-9CB8A5C1461F}">
+<ds:datastoreItem xmlns:ds="http://schemas.openxmlformats.org/officeDocument/2006/customXml" ds:itemID="{BFAC5FA7-EE7B-4F5D-A035-B96B537C6426}">
   <ds:schemaRefs>
     <ds:schemaRef ds:uri="http://schemas.openxmlformats.org/officeDocument/2006/bibliography"/>
   </ds:schemaRefs>
